--- a/Coding 2 - year/Unit 7 - Capstone Project/Daily Lesson Plans/Word/Day 25.docx
+++ b/Coding 2 - year/Unit 7 - Capstone Project/Daily Lesson Plans/Word/Day 25.docx
@@ -50,12 +50,15 @@
               </w:rPr>
               <w:t xml:space="preserve">Coding II — Full Year</w:t>
             </w:r>
-          </w:p>
-          <w:p>
-            <w:pPr>
-              <w:spacing w:before="40"/>
-              <w:jc w:val="center"/>
-            </w:pPr>
+            <w:r>
+              <w:rPr>
+                <w:rFonts w:ascii="Arial" w:cs="Arial" w:eastAsia="Arial" w:hAnsi="Arial"/>
+                <w:sz w:val="16"/>
+                <w:szCs w:val="16"/>
+              </w:rPr>
+              <w:br/>
+              <w:t xml:space="preserve"/>
+            </w:r>
             <w:r>
               <w:rPr>
                 <w:rFonts w:ascii="Arial" w:cs="Arial" w:eastAsia="Arial" w:hAnsi="Arial"/>
@@ -83,7 +86,7 @@
           <w:rFonts w:ascii="Arial" w:cs="Arial" w:eastAsia="Arial" w:hAnsi="Arial"/>
           <w:b/>
           <w:bCs/>
-          <w:color w:val="0D3B1F"/>
+          <w:color w:val="1B7A4A"/>
           <w:sz w:val="32"/>
           <w:szCs w:val="32"/>
         </w:rPr>
@@ -200,9 +203,9 @@
               <w:right w:val="single" w:color="CCCCCC" w:sz="1"/>
             </w:tcBorders>
             <w:tcMar>
-              <w:top w:type="dxa" w:w="60"/>
+              <w:top w:type="dxa" w:w="80"/>
               <w:left w:type="dxa" w:w="120"/>
-              <w:bottom w:type="dxa" w:w="60"/>
+              <w:bottom w:type="dxa" w:w="80"/>
               <w:right w:type="dxa" w:w="120"/>
             </w:tcMar>
           </w:tcPr>
@@ -229,20 +232,147 @@
               <w:right w:val="single" w:color="CCCCCC" w:sz="1"/>
             </w:tcBorders>
             <w:tcMar>
-              <w:top w:type="dxa" w:w="60"/>
+              <w:top w:type="dxa" w:w="80"/>
               <w:left w:type="dxa" w:w="120"/>
-              <w:bottom w:type="dxa" w:w="60"/>
+              <w:bottom w:type="dxa" w:w="80"/>
               <w:right w:type="dxa" w:w="120"/>
             </w:tcMar>
           </w:tcPr>
           <w:p>
-            <w:r>
-              <w:rPr>
-                <w:rFonts w:ascii="Arial" w:cs="Arial" w:eastAsia="Arial" w:hAnsi="Arial"/>
-                <w:sz w:val="20"/>
-                <w:szCs w:val="20"/>
+            <w:pPr>
+              <w:spacing w:after="80" w:before="80"/>
+            </w:pPr>
+            <w:r>
+              <w:rPr>
+                <w:rFonts w:ascii="Arial" w:cs="Arial" w:eastAsia="Arial" w:hAnsi="Arial"/>
+                <w:b/>
+                <w:bCs/>
+                <w:i w:val="false"/>
+                <w:iCs w:val="false"/>
+                <w:color w:val="000000"/>
+                <w:sz w:val="22"/>
+                <w:szCs w:val="22"/>
               </w:rPr>
               <w:t xml:space="preserve">Bell Ringer / Review</w:t>
+            </w:r>
+            <w:r>
+              <w:rPr>
+                <w:rFonts w:ascii="Arial" w:cs="Arial" w:eastAsia="Arial" w:hAnsi="Arial"/>
+                <w:sz w:val="20"/>
+                <w:szCs w:val="20"/>
+              </w:rPr>
+              <w:br/>
+              <w:t xml:space="preserve"/>
+            </w:r>
+            <w:r>
+              <w:rPr>
+                <w:rFonts w:ascii="Arial" w:cs="Arial" w:eastAsia="Arial" w:hAnsi="Arial"/>
+                <w:sz w:val="20"/>
+                <w:szCs w:val="20"/>
+              </w:rPr>
+              <w:br/>
+              <w:t xml:space="preserve"/>
+            </w:r>
+            <w:r>
+              <w:rPr>
+                <w:rFonts w:ascii="Arial" w:cs="Arial" w:eastAsia="Arial" w:hAnsi="Arial"/>
+                <w:b/>
+                <w:bCs/>
+                <w:i w:val="false"/>
+                <w:iCs w:val="false"/>
+                <w:color w:val="000000"/>
+                <w:sz w:val="20"/>
+                <w:szCs w:val="20"/>
+              </w:rPr>
+              <w:t xml:space="preserve">Quick Write </w:t>
+            </w:r>
+            <w:r>
+              <w:rPr>
+                <w:rFonts w:ascii="Arial" w:cs="Arial" w:eastAsia="Arial" w:hAnsi="Arial"/>
+                <w:b w:val="false"/>
+                <w:bCs w:val="false"/>
+                <w:i w:val="false"/>
+                <w:iCs w:val="false"/>
+                <w:color w:val="000000"/>
+                <w:sz w:val="20"/>
+                <w:szCs w:val="20"/>
+              </w:rPr>
+              <w:t xml:space="preserve">(3 min — written or verbal):</w:t>
+            </w:r>
+            <w:r>
+              <w:rPr>
+                <w:rFonts w:ascii="Arial" w:cs="Arial" w:eastAsia="Arial" w:hAnsi="Arial"/>
+                <w:sz w:val="20"/>
+                <w:szCs w:val="20"/>
+              </w:rPr>
+              <w:br/>
+              <w:t xml:space="preserve"/>
+            </w:r>
+            <w:r>
+              <w:rPr>
+                <w:rFonts w:ascii="Arial" w:cs="Arial" w:eastAsia="Arial" w:hAnsi="Arial"/>
+                <w:b w:val="false"/>
+                <w:bCs w:val="false"/>
+                <w:i w:val="false"/>
+                <w:iCs w:val="false"/>
+                <w:color w:val="000000"/>
+                <w:sz w:val="20"/>
+                <w:szCs w:val="20"/>
+              </w:rPr>
+              <w:t xml:space="preserve">    What do you remember from last class?</w:t>
+            </w:r>
+            <w:r>
+              <w:rPr>
+                <w:rFonts w:ascii="Arial" w:cs="Arial" w:eastAsia="Arial" w:hAnsi="Arial"/>
+                <w:sz w:val="20"/>
+                <w:szCs w:val="20"/>
+              </w:rPr>
+              <w:br/>
+              <w:t xml:space="preserve"/>
+            </w:r>
+            <w:r>
+              <w:rPr>
+                <w:rFonts w:ascii="Arial" w:cs="Arial" w:eastAsia="Arial" w:hAnsi="Arial"/>
+                <w:sz w:val="20"/>
+                <w:szCs w:val="20"/>
+              </w:rPr>
+              <w:br/>
+              <w:t xml:space="preserve"/>
+            </w:r>
+            <w:r>
+              <w:rPr>
+                <w:rFonts w:ascii="Arial" w:cs="Arial" w:eastAsia="Arial" w:hAnsi="Arial"/>
+                <w:b w:val="false"/>
+                <w:bCs w:val="false"/>
+                <w:i/>
+                <w:iCs/>
+                <w:color w:val="444444"/>
+                <w:sz w:val="20"/>
+                <w:szCs w:val="20"/>
+              </w:rPr>
+              <w:t xml:space="preserve">What do you think today's topic "Course Wrap-Up, Reflection &amp; Celebration" is about?</w:t>
+            </w:r>
+            <w:r>
+              <w:rPr>
+                <w:rFonts w:ascii="Arial" w:cs="Arial" w:eastAsia="Arial" w:hAnsi="Arial"/>
+                <w:sz w:val="20"/>
+                <w:szCs w:val="20"/>
+              </w:rPr>
+              <w:br/>
+              <w:t xml:space="preserve"/>
+            </w:r>
+            <w:r>
+              <w:rPr>
+                <w:rFonts w:ascii="Arial" w:cs="Arial" w:eastAsia="Arial" w:hAnsi="Arial"/>
+                <w:b w:val="false"/>
+                <w:bCs w:val="false"/>
+                <w:i/>
+                <w:iCs/>
+                <w:color w:val="555555"/>
+                <w:sz w:val="20"/>
+                <w:szCs w:val="20"/>
+              </w:rPr>
+              <w:t xml:space="preserve">→ Pair-share your response, then 2–3 students share with the class.</w:t>
             </w:r>
           </w:p>
         </w:tc>
@@ -258,9 +388,9 @@
               <w:right w:val="single" w:color="CCCCCC" w:sz="1"/>
             </w:tcBorders>
             <w:tcMar>
-              <w:top w:type="dxa" w:w="60"/>
+              <w:top w:type="dxa" w:w="80"/>
               <w:left w:type="dxa" w:w="120"/>
-              <w:bottom w:type="dxa" w:w="60"/>
+              <w:bottom w:type="dxa" w:w="80"/>
               <w:right w:type="dxa" w:w="120"/>
             </w:tcMar>
           </w:tcPr>
@@ -287,20 +417,120 @@
               <w:right w:val="single" w:color="CCCCCC" w:sz="1"/>
             </w:tcBorders>
             <w:tcMar>
-              <w:top w:type="dxa" w:w="60"/>
+              <w:top w:type="dxa" w:w="80"/>
               <w:left w:type="dxa" w:w="120"/>
-              <w:bottom w:type="dxa" w:w="60"/>
+              <w:bottom w:type="dxa" w:w="80"/>
               <w:right w:type="dxa" w:w="120"/>
             </w:tcMar>
           </w:tcPr>
           <w:p>
-            <w:r>
-              <w:rPr>
-                <w:rFonts w:ascii="Arial" w:cs="Arial" w:eastAsia="Arial" w:hAnsi="Arial"/>
-                <w:sz w:val="20"/>
-                <w:szCs w:val="20"/>
-              </w:rPr>
-              <w:t xml:space="preserve">Mini Lesson: Course Wrap-Up, Reflection &amp; Celebration</w:t>
+            <w:pPr>
+              <w:spacing w:after="80" w:before="80"/>
+            </w:pPr>
+            <w:r>
+              <w:rPr>
+                <w:rFonts w:ascii="Arial" w:cs="Arial" w:eastAsia="Arial" w:hAnsi="Arial"/>
+                <w:b/>
+                <w:bCs/>
+                <w:i w:val="false"/>
+                <w:iCs w:val="false"/>
+                <w:color w:val="000000"/>
+                <w:sz w:val="22"/>
+                <w:szCs w:val="22"/>
+              </w:rPr>
+              <w:t xml:space="preserve">Mini Lesson: </w:t>
+            </w:r>
+            <w:r>
+              <w:rPr>
+                <w:rFonts w:ascii="Arial" w:cs="Arial" w:eastAsia="Arial" w:hAnsi="Arial"/>
+                <w:b w:val="false"/>
+                <w:bCs w:val="false"/>
+                <w:i w:val="false"/>
+                <w:iCs w:val="false"/>
+                <w:color w:val="000000"/>
+                <w:sz w:val="22"/>
+                <w:szCs w:val="22"/>
+              </w:rPr>
+              <w:t xml:space="preserve">Course Wrap-Up, Reflection &amp; Celebration</w:t>
+            </w:r>
+            <w:r>
+              <w:rPr>
+                <w:rFonts w:ascii="Arial" w:cs="Arial" w:eastAsia="Arial" w:hAnsi="Arial"/>
+                <w:sz w:val="20"/>
+                <w:szCs w:val="20"/>
+              </w:rPr>
+              <w:br/>
+              <w:t xml:space="preserve"/>
+            </w:r>
+            <w:r>
+              <w:rPr>
+                <w:rFonts w:ascii="Arial" w:cs="Arial" w:eastAsia="Arial" w:hAnsi="Arial"/>
+                <w:sz w:val="20"/>
+                <w:szCs w:val="20"/>
+              </w:rPr>
+              <w:br/>
+              <w:t xml:space="preserve"/>
+            </w:r>
+            <w:r>
+              <w:rPr>
+                <w:rFonts w:ascii="Arial" w:cs="Arial" w:eastAsia="Arial" w:hAnsi="Arial"/>
+                <w:b/>
+                <w:bCs/>
+                <w:i/>
+                <w:iCs/>
+                <w:color w:val="555555"/>
+                <w:sz w:val="20"/>
+                <w:szCs w:val="20"/>
+              </w:rPr>
+              <w:t xml:space="preserve">→ Live Demo — </w:t>
+            </w:r>
+            <w:r>
+              <w:rPr>
+                <w:rFonts w:ascii="Arial" w:cs="Arial" w:eastAsia="Arial" w:hAnsi="Arial"/>
+                <w:b w:val="false"/>
+                <w:bCs w:val="false"/>
+                <w:i/>
+                <w:iCs/>
+                <w:color w:val="555555"/>
+                <w:sz w:val="20"/>
+                <w:szCs w:val="20"/>
+              </w:rPr>
+              <w:t xml:space="preserve">type examples as students follow along in their own editor.</w:t>
+            </w:r>
+            <w:r>
+              <w:rPr>
+                <w:rFonts w:ascii="Arial" w:cs="Arial" w:eastAsia="Arial" w:hAnsi="Arial"/>
+                <w:sz w:val="20"/>
+                <w:szCs w:val="20"/>
+              </w:rPr>
+              <w:br/>
+              <w:t xml:space="preserve"/>
+            </w:r>
+            <w:r>
+              <w:rPr>
+                <w:rFonts w:ascii="Arial" w:cs="Arial" w:eastAsia="Arial" w:hAnsi="Arial"/>
+                <w:b/>
+                <w:bCs/>
+                <w:i/>
+                <w:iCs/>
+                <w:color w:val="555555"/>
+                <w:sz w:val="20"/>
+                <w:szCs w:val="20"/>
+              </w:rPr>
+              <w:t xml:space="preserve">→ Check for Understanding: </w:t>
+            </w:r>
+            <w:r>
+              <w:rPr>
+                <w:rFonts w:ascii="Arial" w:cs="Arial" w:eastAsia="Arial" w:hAnsi="Arial"/>
+                <w:b w:val="false"/>
+                <w:bCs w:val="false"/>
+                <w:i/>
+                <w:iCs/>
+                <w:color w:val="555555"/>
+                <w:sz w:val="20"/>
+                <w:szCs w:val="20"/>
+              </w:rPr>
+              <w:t xml:space="preserve">pause and cold-call: “Can someone explain what we just did in their own words?”</w:t>
             </w:r>
           </w:p>
         </w:tc>
@@ -316,9 +546,9 @@
               <w:right w:val="single" w:color="CCCCCC" w:sz="1"/>
             </w:tcBorders>
             <w:tcMar>
-              <w:top w:type="dxa" w:w="60"/>
+              <w:top w:type="dxa" w:w="80"/>
               <w:left w:type="dxa" w:w="120"/>
-              <w:bottom w:type="dxa" w:w="60"/>
+              <w:bottom w:type="dxa" w:w="80"/>
               <w:right w:type="dxa" w:w="120"/>
             </w:tcMar>
           </w:tcPr>
@@ -331,7 +561,7 @@
                 <w:sz w:val="20"/>
                 <w:szCs w:val="20"/>
               </w:rPr>
-              <w:t xml:space="preserve">15-20 min</w:t>
+              <w:t xml:space="preserve">15–20 min</w:t>
             </w:r>
           </w:p>
         </w:tc>
@@ -345,20 +575,81 @@
               <w:right w:val="single" w:color="CCCCCC" w:sz="1"/>
             </w:tcBorders>
             <w:tcMar>
-              <w:top w:type="dxa" w:w="60"/>
+              <w:top w:type="dxa" w:w="80"/>
               <w:left w:type="dxa" w:w="120"/>
-              <w:bottom w:type="dxa" w:w="60"/>
+              <w:bottom w:type="dxa" w:w="80"/>
               <w:right w:type="dxa" w:w="120"/>
             </w:tcMar>
           </w:tcPr>
           <w:p>
-            <w:r>
-              <w:rPr>
-                <w:rFonts w:ascii="Arial" w:cs="Arial" w:eastAsia="Arial" w:hAnsi="Arial"/>
-                <w:sz w:val="20"/>
-                <w:szCs w:val="20"/>
+            <w:pPr>
+              <w:spacing w:after="80" w:before="80"/>
+            </w:pPr>
+            <w:r>
+              <w:rPr>
+                <w:rFonts w:ascii="Arial" w:cs="Arial" w:eastAsia="Arial" w:hAnsi="Arial"/>
+                <w:b/>
+                <w:bCs/>
+                <w:i w:val="false"/>
+                <w:iCs w:val="false"/>
+                <w:color w:val="000000"/>
+                <w:sz w:val="22"/>
+                <w:szCs w:val="22"/>
               </w:rPr>
               <w:t xml:space="preserve">Independent Practice / Code Along</w:t>
+            </w:r>
+            <w:r>
+              <w:rPr>
+                <w:rFonts w:ascii="Arial" w:cs="Arial" w:eastAsia="Arial" w:hAnsi="Arial"/>
+                <w:sz w:val="20"/>
+                <w:szCs w:val="20"/>
+              </w:rPr>
+              <w:br/>
+              <w:t xml:space="preserve"/>
+            </w:r>
+            <w:r>
+              <w:rPr>
+                <w:rFonts w:ascii="Arial" w:cs="Arial" w:eastAsia="Arial" w:hAnsi="Arial"/>
+                <w:b w:val="false"/>
+                <w:bCs w:val="false"/>
+                <w:i w:val="false"/>
+                <w:iCs w:val="false"/>
+                <w:color w:val="000000"/>
+                <w:sz w:val="20"/>
+                <w:szCs w:val="20"/>
+              </w:rPr>
+              <w:t xml:space="preserve">    Work through problems from the day's exercise set.</w:t>
+            </w:r>
+            <w:r>
+              <w:rPr>
+                <w:rFonts w:ascii="Arial" w:cs="Arial" w:eastAsia="Arial" w:hAnsi="Arial"/>
+                <w:sz w:val="20"/>
+                <w:szCs w:val="20"/>
+              </w:rPr>
+              <w:br/>
+              <w:t xml:space="preserve"/>
+            </w:r>
+            <w:r>
+              <w:rPr>
+                <w:rFonts w:ascii="Arial" w:cs="Arial" w:eastAsia="Arial" w:hAnsi="Arial"/>
+                <w:sz w:val="20"/>
+                <w:szCs w:val="20"/>
+              </w:rPr>
+              <w:br/>
+              <w:t xml:space="preserve"/>
+            </w:r>
+            <w:r>
+              <w:rPr>
+                <w:rFonts w:ascii="Arial" w:cs="Arial" w:eastAsia="Arial" w:hAnsi="Arial"/>
+                <w:b w:val="false"/>
+                <w:bCs w:val="false"/>
+                <w:i/>
+                <w:iCs/>
+                <w:color w:val="555555"/>
+                <w:sz w:val="20"/>
+                <w:szCs w:val="20"/>
+              </w:rPr>
+              <w:t xml:space="preserve">→ Teacher circulates — offer hints, check for understanding.</w:t>
             </w:r>
           </w:p>
         </w:tc>
@@ -374,9 +665,9 @@
               <w:right w:val="single" w:color="CCCCCC" w:sz="1"/>
             </w:tcBorders>
             <w:tcMar>
-              <w:top w:type="dxa" w:w="60"/>
+              <w:top w:type="dxa" w:w="80"/>
               <w:left w:type="dxa" w:w="120"/>
-              <w:bottom w:type="dxa" w:w="60"/>
+              <w:bottom w:type="dxa" w:w="80"/>
               <w:right w:type="dxa" w:w="120"/>
             </w:tcMar>
           </w:tcPr>
@@ -403,20 +694,90 @@
               <w:right w:val="single" w:color="CCCCCC" w:sz="1"/>
             </w:tcBorders>
             <w:tcMar>
-              <w:top w:type="dxa" w:w="60"/>
+              <w:top w:type="dxa" w:w="80"/>
               <w:left w:type="dxa" w:w="120"/>
-              <w:bottom w:type="dxa" w:w="60"/>
+              <w:bottom w:type="dxa" w:w="80"/>
               <w:right w:type="dxa" w:w="120"/>
             </w:tcMar>
           </w:tcPr>
           <w:p>
-            <w:r>
-              <w:rPr>
-                <w:rFonts w:ascii="Arial" w:cs="Arial" w:eastAsia="Arial" w:hAnsi="Arial"/>
-                <w:sz w:val="20"/>
-                <w:szCs w:val="20"/>
+            <w:pPr>
+              <w:spacing w:after="80" w:before="80"/>
+            </w:pPr>
+            <w:r>
+              <w:rPr>
+                <w:rFonts w:ascii="Arial" w:cs="Arial" w:eastAsia="Arial" w:hAnsi="Arial"/>
+                <w:b/>
+                <w:bCs/>
+                <w:i w:val="false"/>
+                <w:iCs w:val="false"/>
+                <w:color w:val="000000"/>
+                <w:sz w:val="22"/>
+                <w:szCs w:val="22"/>
               </w:rPr>
               <w:t xml:space="preserve">Exit Ticket / Wrap-Up</w:t>
+            </w:r>
+            <w:r>
+              <w:rPr>
+                <w:rFonts w:ascii="Arial" w:cs="Arial" w:eastAsia="Arial" w:hAnsi="Arial"/>
+                <w:sz w:val="20"/>
+                <w:szCs w:val="20"/>
+              </w:rPr>
+              <w:br/>
+              <w:t xml:space="preserve"/>
+            </w:r>
+            <w:r>
+              <w:rPr>
+                <w:rFonts w:ascii="Arial" w:cs="Arial" w:eastAsia="Arial" w:hAnsi="Arial"/>
+                <w:sz w:val="20"/>
+                <w:szCs w:val="20"/>
+              </w:rPr>
+              <w:br/>
+              <w:t xml:space="preserve"/>
+            </w:r>
+            <w:r>
+              <w:rPr>
+                <w:rFonts w:ascii="Arial" w:cs="Arial" w:eastAsia="Arial" w:hAnsi="Arial"/>
+                <w:b w:val="false"/>
+                <w:bCs w:val="false"/>
+                <w:i w:val="false"/>
+                <w:iCs w:val="false"/>
+                <w:color w:val="000000"/>
+                <w:sz w:val="20"/>
+                <w:szCs w:val="20"/>
+              </w:rPr>
+              <w:t xml:space="preserve">What is one key concept you learned today?</w:t>
+            </w:r>
+            <w:r>
+              <w:rPr>
+                <w:rFonts w:ascii="Arial" w:cs="Arial" w:eastAsia="Arial" w:hAnsi="Arial"/>
+                <w:sz w:val="20"/>
+                <w:szCs w:val="20"/>
+              </w:rPr>
+              <w:br/>
+              <w:t xml:space="preserve"/>
+            </w:r>
+            <w:r>
+              <w:rPr>
+                <w:rFonts w:ascii="Arial" w:cs="Arial" w:eastAsia="Arial" w:hAnsi="Arial"/>
+                <w:sz w:val="20"/>
+                <w:szCs w:val="20"/>
+              </w:rPr>
+              <w:br/>
+              <w:t xml:space="preserve"/>
+            </w:r>
+            <w:r>
+              <w:rPr>
+                <w:rFonts w:ascii="Arial" w:cs="Arial" w:eastAsia="Arial" w:hAnsi="Arial"/>
+                <w:b w:val="false"/>
+                <w:bCs w:val="false"/>
+                <w:i/>
+                <w:iCs/>
+                <w:color w:val="555555"/>
+                <w:sz w:val="20"/>
+                <w:szCs w:val="20"/>
+              </w:rPr>
+              <w:t xml:space="preserve">→ 3–2–1: Name 3 things learned, 2 new vocab words, 1 question you still have.</w:t>
             </w:r>
           </w:p>
         </w:tc>

--- a/Coding 2 - year/Unit 7 - Capstone Project/Daily Lesson Plans/Word/Day 25.docx
+++ b/Coding 2 - year/Unit 7 - Capstone Project/Daily Lesson Plans/Word/Day 25.docx
@@ -319,7 +319,7 @@
                 <w:sz w:val="20"/>
                 <w:szCs w:val="20"/>
               </w:rPr>
-              <w:t xml:space="preserve">    What do you remember from last class?</w:t>
+              <w:t xml:space="preserve">    What do you already know about Course Wrap-Up, Reflection &amp; Celebration? Write down at least one thing.</w:t>
             </w:r>
             <w:r>
               <w:rPr>
@@ -350,7 +350,7 @@
                 <w:sz w:val="20"/>
                 <w:szCs w:val="20"/>
               </w:rPr>
-              <w:t xml:space="preserve">What do you think today's topic "Course Wrap-Up, Reflection &amp; Celebration" is about?</w:t>
+              <w:t xml:space="preserve">Today’s Goal: Explore and practice Course Wrap-Up, Reflection &amp; Celebration.</w:t>
             </w:r>
             <w:r>
               <w:rPr>
@@ -746,7 +746,7 @@
                 <w:sz w:val="20"/>
                 <w:szCs w:val="20"/>
               </w:rPr>
-              <w:t xml:space="preserve">What is one key concept you learned today?</w:t>
+              <w:t xml:space="preserve">Name one new thing you learned about Course Wrap-Up, Reflection &amp; Celebration today and one question you still have.</w:t>
             </w:r>
             <w:r>
               <w:rPr>

--- a/Coding 2 - year/Unit 7 - Capstone Project/Daily Lesson Plans/Word/Day 25.docx
+++ b/Coding 2 - year/Unit 7 - Capstone Project/Daily Lesson Plans/Word/Day 25.docx
@@ -342,6 +342,72 @@
             <w:r>
               <w:rPr>
                 <w:rFonts w:ascii="Arial" w:cs="Arial" w:eastAsia="Arial" w:hAnsi="Arial"/>
+                <w:b/>
+                <w:bCs/>
+                <w:i w:val="false"/>
+                <w:iCs w:val="false"/>
+                <w:color w:val="000000"/>
+                <w:sz w:val="20"/>
+                <w:szCs w:val="20"/>
+              </w:rPr>
+              <w:t xml:space="preserve">Vocabulary Preview — </w:t>
+            </w:r>
+            <w:r>
+              <w:rPr>
+                <w:rFonts w:ascii="Arial" w:cs="Arial" w:eastAsia="Arial" w:hAnsi="Arial"/>
+                <w:b w:val="false"/>
+                <w:bCs w:val="false"/>
+                <w:i w:val="false"/>
+                <w:iCs w:val="false"/>
+                <w:color w:val="000000"/>
+                <w:sz w:val="20"/>
+                <w:szCs w:val="20"/>
+              </w:rPr>
+              <w:t xml:space="preserve">terms we'll use today:</w:t>
+            </w:r>
+            <w:r>
+              <w:rPr>
+                <w:rFonts w:ascii="Arial" w:cs="Arial" w:eastAsia="Arial" w:hAnsi="Arial"/>
+                <w:sz w:val="20"/>
+                <w:szCs w:val="20"/>
+              </w:rPr>
+              <w:br/>
+              <w:t xml:space="preserve"/>
+            </w:r>
+            <w:r>
+              <w:rPr>
+                <w:rFonts w:ascii="Arial" w:cs="Arial" w:eastAsia="Arial" w:hAnsi="Arial"/>
+                <w:b w:val="false"/>
+                <w:bCs w:val="false"/>
+                <w:i w:val="false"/>
+                <w:iCs w:val="false"/>
+                <w:color w:val="000000"/>
+                <w:sz w:val="20"/>
+                <w:szCs w:val="20"/>
+              </w:rPr>
+              <w:t xml:space="preserve">    • Minutes 0-10   •   Teacher Reflection &amp; Recognition   •   Minutes 10-30   •   Individual Reflection Journals   •   Capstone Reflection   •   Minutes 30-45</w:t>
+            </w:r>
+            <w:r>
+              <w:rPr>
+                <w:rFonts w:ascii="Arial" w:cs="Arial" w:eastAsia="Arial" w:hAnsi="Arial"/>
+                <w:sz w:val="20"/>
+                <w:szCs w:val="20"/>
+              </w:rPr>
+              <w:br/>
+              <w:t xml:space="preserve"/>
+            </w:r>
+            <w:r>
+              <w:rPr>
+                <w:rFonts w:ascii="Arial" w:cs="Arial" w:eastAsia="Arial" w:hAnsi="Arial"/>
+                <w:sz w:val="20"/>
+                <w:szCs w:val="20"/>
+              </w:rPr>
+              <w:br/>
+              <w:t xml:space="preserve"/>
+            </w:r>
+            <w:r>
+              <w:rPr>
+                <w:rFonts w:ascii="Arial" w:cs="Arial" w:eastAsia="Arial" w:hAnsi="Arial"/>
                 <w:b w:val="false"/>
                 <w:bCs w:val="false"/>
                 <w:i/>
@@ -474,6 +540,310 @@
             <w:r>
               <w:rPr>
                 <w:rFonts w:ascii="Arial" w:cs="Arial" w:eastAsia="Arial" w:hAnsi="Arial"/>
+                <w:b w:val="false"/>
+                <w:bCs w:val="false"/>
+                <w:i w:val="false"/>
+                <w:iCs w:val="false"/>
+                <w:color w:val="000000"/>
+                <w:sz w:val="20"/>
+                <w:szCs w:val="20"/>
+              </w:rPr>
+              <w:t xml:space="preserve">You did it. You spent 25 days planning, building, testing, documenting, and presenting a capstone project. You learned real software development: planning, iteration, debugging, code review, and communication. Today we celebrate that, reflect on growth, and lo</w:t>
+            </w:r>
+            <w:r>
+              <w:rPr>
+                <w:rFonts w:ascii="Arial" w:cs="Arial" w:eastAsia="Arial" w:hAnsi="Arial"/>
+                <w:sz w:val="20"/>
+                <w:szCs w:val="20"/>
+              </w:rPr>
+              <w:br/>
+              <w:t xml:space="preserve"/>
+            </w:r>
+            <w:r>
+              <w:rPr>
+                <w:rFonts w:ascii="Arial" w:cs="Arial" w:eastAsia="Arial" w:hAnsi="Arial"/>
+                <w:b w:val="false"/>
+                <w:bCs w:val="false"/>
+                <w:i w:val="false"/>
+                <w:iCs w:val="false"/>
+                <w:color w:val="000000"/>
+                <w:sz w:val="20"/>
+                <w:szCs w:val="20"/>
+              </w:rPr>
+              <w:t xml:space="preserve">Minutes 0-10: Teacher Reflection &amp; Recognition</w:t>
+            </w:r>
+            <w:r>
+              <w:rPr>
+                <w:rFonts w:ascii="Arial" w:cs="Arial" w:eastAsia="Arial" w:hAnsi="Arial"/>
+                <w:sz w:val="20"/>
+                <w:szCs w:val="20"/>
+              </w:rPr>
+              <w:br/>
+              <w:t xml:space="preserve"/>
+            </w:r>
+            <w:r>
+              <w:rPr>
+                <w:rFonts w:ascii="Arial" w:cs="Arial" w:eastAsia="Arial" w:hAnsi="Arial"/>
+                <w:sz w:val="20"/>
+                <w:szCs w:val="20"/>
+              </w:rPr>
+              <w:br/>
+              <w:t xml:space="preserve"/>
+            </w:r>
+            <w:r>
+              <w:rPr>
+                <w:rFonts w:ascii="Arial" w:cs="Arial" w:eastAsia="Arial" w:hAnsi="Arial"/>
+                <w:b/>
+                <w:bCs/>
+                <w:i w:val="false"/>
+                <w:iCs w:val="false"/>
+                <w:color w:val="000000"/>
+                <w:sz w:val="20"/>
+                <w:szCs w:val="20"/>
+              </w:rPr>
+              <w:t xml:space="preserve">Key Concepts:</w:t>
+            </w:r>
+            <w:r>
+              <w:rPr>
+                <w:rFonts w:ascii="Arial" w:cs="Arial" w:eastAsia="Arial" w:hAnsi="Arial"/>
+                <w:sz w:val="20"/>
+                <w:szCs w:val="20"/>
+              </w:rPr>
+              <w:br/>
+              <w:t xml:space="preserve"/>
+            </w:r>
+            <w:r>
+              <w:rPr>
+                <w:rFonts w:ascii="Arial" w:cs="Arial" w:eastAsia="Arial" w:hAnsi="Arial"/>
+                <w:b w:val="false"/>
+                <w:bCs w:val="false"/>
+                <w:i w:val="false"/>
+                <w:iCs w:val="false"/>
+                <w:color w:val="000000"/>
+                <w:sz w:val="20"/>
+                <w:szCs w:val="20"/>
+              </w:rPr>
+              <w:t xml:space="preserve">    • Teacher: highlights from capstone projects</w:t>
+            </w:r>
+            <w:r>
+              <w:rPr>
+                <w:rFonts w:ascii="Arial" w:cs="Arial" w:eastAsia="Arial" w:hAnsi="Arial"/>
+                <w:sz w:val="20"/>
+                <w:szCs w:val="20"/>
+              </w:rPr>
+              <w:br/>
+              <w:t xml:space="preserve"/>
+            </w:r>
+            <w:r>
+              <w:rPr>
+                <w:rFonts w:ascii="Arial" w:cs="Arial" w:eastAsia="Arial" w:hAnsi="Arial"/>
+                <w:b w:val="false"/>
+                <w:bCs w:val="false"/>
+                <w:i w:val="false"/>
+                <w:iCs w:val="false"/>
+                <w:color w:val="000000"/>
+                <w:sz w:val="20"/>
+                <w:szCs w:val="20"/>
+              </w:rPr>
+              <w:t xml:space="preserve">    • Call out: interesting features, good design choices, perseverance moments</w:t>
+            </w:r>
+            <w:r>
+              <w:rPr>
+                <w:rFonts w:ascii="Arial" w:cs="Arial" w:eastAsia="Arial" w:hAnsi="Arial"/>
+                <w:sz w:val="20"/>
+                <w:szCs w:val="20"/>
+              </w:rPr>
+              <w:br/>
+              <w:t xml:space="preserve"/>
+            </w:r>
+            <w:r>
+              <w:rPr>
+                <w:rFonts w:ascii="Arial" w:cs="Arial" w:eastAsia="Arial" w:hAnsi="Arial"/>
+                <w:b w:val="false"/>
+                <w:bCs w:val="false"/>
+                <w:i w:val="false"/>
+                <w:iCs w:val="false"/>
+                <w:color w:val="000000"/>
+                <w:sz w:val="20"/>
+                <w:szCs w:val="20"/>
+              </w:rPr>
+              <w:t xml:space="preserve">    • Share: professional-world connections ("This is how real teams work")</w:t>
+            </w:r>
+            <w:r>
+              <w:rPr>
+                <w:rFonts w:ascii="Arial" w:cs="Arial" w:eastAsia="Arial" w:hAnsi="Arial"/>
+                <w:sz w:val="20"/>
+                <w:szCs w:val="20"/>
+              </w:rPr>
+              <w:br/>
+              <w:t xml:space="preserve"/>
+            </w:r>
+            <w:r>
+              <w:rPr>
+                <w:rFonts w:ascii="Arial" w:cs="Arial" w:eastAsia="Arial" w:hAnsi="Arial"/>
+                <w:b w:val="false"/>
+                <w:bCs w:val="false"/>
+                <w:i w:val="false"/>
+                <w:iCs w:val="false"/>
+                <w:color w:val="000000"/>
+                <w:sz w:val="20"/>
+                <w:szCs w:val="20"/>
+              </w:rPr>
+              <w:t xml:space="preserve">    • Thank everyone for their effort and growth</w:t>
+            </w:r>
+            <w:r>
+              <w:rPr>
+                <w:rFonts w:ascii="Arial" w:cs="Arial" w:eastAsia="Arial" w:hAnsi="Arial"/>
+                <w:sz w:val="20"/>
+                <w:szCs w:val="20"/>
+              </w:rPr>
+              <w:br/>
+              <w:t xml:space="preserve"/>
+            </w:r>
+            <w:r>
+              <w:rPr>
+                <w:rFonts w:ascii="Arial" w:cs="Arial" w:eastAsia="Arial" w:hAnsi="Arial"/>
+                <w:b w:val="false"/>
+                <w:bCs w:val="false"/>
+                <w:i w:val="false"/>
+                <w:iCs w:val="false"/>
+                <w:color w:val="000000"/>
+                <w:sz w:val="20"/>
+                <w:szCs w:val="20"/>
+              </w:rPr>
+              <w:t xml:space="preserve">    • What did you build?</w:t>
+            </w:r>
+            <w:r>
+              <w:rPr>
+                <w:rFonts w:ascii="Arial" w:cs="Arial" w:eastAsia="Arial" w:hAnsi="Arial"/>
+                <w:sz w:val="20"/>
+                <w:szCs w:val="20"/>
+              </w:rPr>
+              <w:br/>
+              <w:t xml:space="preserve"/>
+            </w:r>
+            <w:r>
+              <w:rPr>
+                <w:rFonts w:ascii="Arial" w:cs="Arial" w:eastAsia="Arial" w:hAnsi="Arial"/>
+                <w:b w:val="false"/>
+                <w:bCs w:val="false"/>
+                <w:i w:val="false"/>
+                <w:iCs w:val="false"/>
+                <w:color w:val="000000"/>
+                <w:sz w:val="20"/>
+                <w:szCs w:val="20"/>
+              </w:rPr>
+              <w:t xml:space="preserve">    • What did you learn?</w:t>
+            </w:r>
+            <w:r>
+              <w:rPr>
+                <w:rFonts w:ascii="Arial" w:cs="Arial" w:eastAsia="Arial" w:hAnsi="Arial"/>
+                <w:sz w:val="20"/>
+                <w:szCs w:val="20"/>
+              </w:rPr>
+              <w:br/>
+              <w:t xml:space="preserve"/>
+            </w:r>
+            <w:r>
+              <w:rPr>
+                <w:rFonts w:ascii="Arial" w:cs="Arial" w:eastAsia="Arial" w:hAnsi="Arial"/>
+                <w:b w:val="false"/>
+                <w:bCs w:val="false"/>
+                <w:i w:val="false"/>
+                <w:iCs w:val="false"/>
+                <w:color w:val="000000"/>
+                <w:sz w:val="20"/>
+                <w:szCs w:val="20"/>
+              </w:rPr>
+              <w:t xml:space="preserve">    • What was hard? How did you overcome it?</w:t>
+            </w:r>
+            <w:r>
+              <w:rPr>
+                <w:rFonts w:ascii="Arial" w:cs="Arial" w:eastAsia="Arial" w:hAnsi="Arial"/>
+                <w:sz w:val="20"/>
+                <w:szCs w:val="20"/>
+              </w:rPr>
+              <w:br/>
+              <w:t xml:space="preserve"/>
+            </w:r>
+            <w:r>
+              <w:rPr>
+                <w:rFonts w:ascii="Arial" w:cs="Arial" w:eastAsia="Arial" w:hAnsi="Arial"/>
+                <w:b w:val="false"/>
+                <w:bCs w:val="false"/>
+                <w:i w:val="false"/>
+                <w:iCs w:val="false"/>
+                <w:color w:val="000000"/>
+                <w:sz w:val="20"/>
+                <w:szCs w:val="20"/>
+              </w:rPr>
+              <w:t xml:space="preserve">    • How did you grow as a coder?</w:t>
+            </w:r>
+            <w:r>
+              <w:rPr>
+                <w:rFonts w:ascii="Arial" w:cs="Arial" w:eastAsia="Arial" w:hAnsi="Arial"/>
+                <w:sz w:val="20"/>
+                <w:szCs w:val="20"/>
+              </w:rPr>
+              <w:br/>
+              <w:t xml:space="preserve"/>
+            </w:r>
+            <w:r>
+              <w:rPr>
+                <w:rFonts w:ascii="Arial" w:cs="Arial" w:eastAsia="Arial" w:hAnsi="Arial"/>
+                <w:sz w:val="20"/>
+                <w:szCs w:val="20"/>
+              </w:rPr>
+              <w:br/>
+              <w:t xml:space="preserve"/>
+            </w:r>
+            <w:r>
+              <w:rPr>
+                <w:rFonts w:ascii="Arial" w:cs="Arial" w:eastAsia="Arial" w:hAnsi="Arial"/>
+                <w:b/>
+                <w:bCs/>
+                <w:i w:val="false"/>
+                <w:iCs w:val="false"/>
+                <w:color w:val="000000"/>
+                <w:sz w:val="20"/>
+                <w:szCs w:val="20"/>
+              </w:rPr>
+              <w:t xml:space="preserve">Vocabulary: </w:t>
+            </w:r>
+            <w:r>
+              <w:rPr>
+                <w:rFonts w:ascii="Arial" w:cs="Arial" w:eastAsia="Arial" w:hAnsi="Arial"/>
+                <w:b w:val="false"/>
+                <w:bCs w:val="false"/>
+                <w:i w:val="false"/>
+                <w:iCs w:val="false"/>
+                <w:color w:val="000000"/>
+                <w:sz w:val="20"/>
+                <w:szCs w:val="20"/>
+              </w:rPr>
+              <w:t xml:space="preserve">Minutes 0-10, Teacher Reflection &amp; Recognition, Minutes 10-30, Individual Reflection Journals, Capstone Reflection, Minutes 30-45</w:t>
+            </w:r>
+            <w:r>
+              <w:rPr>
+                <w:rFonts w:ascii="Arial" w:cs="Arial" w:eastAsia="Arial" w:hAnsi="Arial"/>
+                <w:sz w:val="20"/>
+                <w:szCs w:val="20"/>
+              </w:rPr>
+              <w:br/>
+              <w:t xml:space="preserve"/>
+            </w:r>
+            <w:r>
+              <w:rPr>
+                <w:rFonts w:ascii="Arial" w:cs="Arial" w:eastAsia="Arial" w:hAnsi="Arial"/>
+                <w:sz w:val="20"/>
+                <w:szCs w:val="20"/>
+              </w:rPr>
+              <w:br/>
+              <w:t xml:space="preserve"/>
+            </w:r>
+            <w:r>
+              <w:rPr>
+                <w:rFonts w:ascii="Arial" w:cs="Arial" w:eastAsia="Arial" w:hAnsi="Arial"/>
                 <w:b/>
                 <w:bCs/>
                 <w:i/>
@@ -618,7 +988,29 @@
                 <w:sz w:val="20"/>
                 <w:szCs w:val="20"/>
               </w:rPr>
-              <w:t xml:space="preserve">    Work through problems from the day's exercise set.</w:t>
+              <w:t xml:space="preserve">    Students complete review exercises and self-assessment.</w:t>
+            </w:r>
+            <w:r>
+              <w:rPr>
+                <w:rFonts w:ascii="Arial" w:cs="Arial" w:eastAsia="Arial" w:hAnsi="Arial"/>
+                <w:sz w:val="20"/>
+                <w:szCs w:val="20"/>
+              </w:rPr>
+              <w:br/>
+              <w:t xml:space="preserve"/>
+            </w:r>
+            <w:r>
+              <w:rPr>
+                <w:rFonts w:ascii="Arial" w:cs="Arial" w:eastAsia="Arial" w:hAnsi="Arial"/>
+                <w:b w:val="false"/>
+                <w:bCs w:val="false"/>
+                <w:i w:val="false"/>
+                <w:iCs w:val="false"/>
+                <w:color w:val="000000"/>
+                <w:sz w:val="20"/>
+                <w:szCs w:val="20"/>
+              </w:rPr>
+              <w:t xml:space="preserve">    Address any gaps identified during the review.</w:t>
             </w:r>
             <w:r>
               <w:rPr>
@@ -786,6 +1178,785 @@
     <w:p>
       <w:pPr>
         <w:spacing w:after="200"/>
+      </w:pPr>
+    </w:p>
+    <w:p>
+      <w:pPr>
+        <w:pBdr>
+          <w:bottom w:val="single" w:color="1B7A4A" w:sz="4" w:space="4"/>
+        </w:pBdr>
+        <w:spacing w:after="100" w:before="120"/>
+      </w:pPr>
+      <w:r>
+        <w:rPr>
+          <w:rFonts w:ascii="Arial" w:cs="Arial" w:eastAsia="Arial" w:hAnsi="Arial"/>
+          <w:b/>
+          <w:bCs/>
+          <w:color w:val="1B7A4A"/>
+          <w:sz w:val="24"/>
+          <w:szCs w:val="24"/>
+        </w:rPr>
+        <w:t xml:space="preserve">Key Concepts</w:t>
+      </w:r>
+    </w:p>
+    <w:p>
+      <w:pPr>
+        <w:spacing w:after="60"/>
+      </w:pPr>
+      <w:r>
+        <w:rPr>
+          <w:rFonts w:ascii="Arial" w:cs="Arial" w:eastAsia="Arial" w:hAnsi="Arial"/>
+          <w:sz w:val="20"/>
+          <w:szCs w:val="20"/>
+        </w:rPr>
+        <w:t xml:space="preserve">You did it. You spent 25 days planning, building, testing, documenting, and presenting a capstone project. You learned real software development: planning, iteration, debugging, code review, and communication. Today we celebrate that, reflect on growth, and look forward.</w:t>
+      </w:r>
+    </w:p>
+    <w:p>
+      <w:pPr>
+        <w:spacing w:after="60"/>
+      </w:pPr>
+      <w:r>
+        <w:rPr>
+          <w:rFonts w:ascii="Arial" w:cs="Arial" w:eastAsia="Arial" w:hAnsi="Arial"/>
+          <w:sz w:val="20"/>
+          <w:szCs w:val="20"/>
+        </w:rPr>
+        <w:t xml:space="preserve">Minutes 0-10: Teacher Reflection &amp; Recognition</w:t>
+      </w:r>
+    </w:p>
+    <w:p>
+      <w:pPr>
+        <w:spacing w:after="60"/>
+        <w:ind w:left="360"/>
+      </w:pPr>
+      <w:r>
+        <w:rPr>
+          <w:rFonts w:ascii="Arial" w:cs="Arial" w:eastAsia="Arial" w:hAnsi="Arial"/>
+          <w:sz w:val="20"/>
+          <w:szCs w:val="20"/>
+        </w:rPr>
+        <w:t xml:space="preserve">• </w:t>
+      </w:r>
+      <w:r>
+        <w:rPr>
+          <w:rFonts w:ascii="Arial" w:cs="Arial" w:eastAsia="Arial" w:hAnsi="Arial"/>
+          <w:sz w:val="20"/>
+          <w:szCs w:val="20"/>
+        </w:rPr>
+        <w:t xml:space="preserve">Teacher: highlights from capstone projects</w:t>
+      </w:r>
+    </w:p>
+    <w:p>
+      <w:pPr>
+        <w:spacing w:after="60"/>
+        <w:ind w:left="360"/>
+      </w:pPr>
+      <w:r>
+        <w:rPr>
+          <w:rFonts w:ascii="Arial" w:cs="Arial" w:eastAsia="Arial" w:hAnsi="Arial"/>
+          <w:sz w:val="20"/>
+          <w:szCs w:val="20"/>
+        </w:rPr>
+        <w:t xml:space="preserve">• </w:t>
+      </w:r>
+      <w:r>
+        <w:rPr>
+          <w:rFonts w:ascii="Arial" w:cs="Arial" w:eastAsia="Arial" w:hAnsi="Arial"/>
+          <w:sz w:val="20"/>
+          <w:szCs w:val="20"/>
+        </w:rPr>
+        <w:t xml:space="preserve">Call out: interesting features, good design choices, perseverance moments</w:t>
+      </w:r>
+    </w:p>
+    <w:p>
+      <w:pPr>
+        <w:spacing w:after="60"/>
+        <w:ind w:left="360"/>
+      </w:pPr>
+      <w:r>
+        <w:rPr>
+          <w:rFonts w:ascii="Arial" w:cs="Arial" w:eastAsia="Arial" w:hAnsi="Arial"/>
+          <w:sz w:val="20"/>
+          <w:szCs w:val="20"/>
+        </w:rPr>
+        <w:t xml:space="preserve">• </w:t>
+      </w:r>
+      <w:r>
+        <w:rPr>
+          <w:rFonts w:ascii="Arial" w:cs="Arial" w:eastAsia="Arial" w:hAnsi="Arial"/>
+          <w:sz w:val="20"/>
+          <w:szCs w:val="20"/>
+        </w:rPr>
+        <w:t xml:space="preserve">Share: professional-world connections ("This is how real teams work")</w:t>
+      </w:r>
+    </w:p>
+    <w:p>
+      <w:pPr>
+        <w:spacing w:after="60"/>
+        <w:ind w:left="360"/>
+      </w:pPr>
+      <w:r>
+        <w:rPr>
+          <w:rFonts w:ascii="Arial" w:cs="Arial" w:eastAsia="Arial" w:hAnsi="Arial"/>
+          <w:sz w:val="20"/>
+          <w:szCs w:val="20"/>
+        </w:rPr>
+        <w:t xml:space="preserve">• </w:t>
+      </w:r>
+      <w:r>
+        <w:rPr>
+          <w:rFonts w:ascii="Arial" w:cs="Arial" w:eastAsia="Arial" w:hAnsi="Arial"/>
+          <w:sz w:val="20"/>
+          <w:szCs w:val="20"/>
+        </w:rPr>
+        <w:t xml:space="preserve">Thank everyone for their effort and growth</w:t>
+      </w:r>
+    </w:p>
+    <w:p>
+      <w:pPr>
+        <w:spacing w:after="60"/>
+      </w:pPr>
+      <w:r>
+        <w:rPr>
+          <w:rFonts w:ascii="Arial" w:cs="Arial" w:eastAsia="Arial" w:hAnsi="Arial"/>
+          <w:sz w:val="20"/>
+          <w:szCs w:val="20"/>
+        </w:rPr>
+        <w:t xml:space="preserve">Minutes 10-30: Individual Reflection Journals</w:t>
+      </w:r>
+    </w:p>
+    <w:p>
+      <w:pPr>
+        <w:spacing w:after="60"/>
+      </w:pPr>
+      <w:r>
+        <w:rPr>
+          <w:rFonts w:ascii="Arial" w:cs="Arial" w:eastAsia="Arial" w:hAnsi="Arial"/>
+          <w:sz w:val="20"/>
+          <w:szCs w:val="20"/>
+        </w:rPr>
+        <w:t xml:space="preserve">Students complete the Capstone Reflection (see below) independently:</w:t>
+      </w:r>
+    </w:p>
+    <w:p>
+      <w:pPr>
+        <w:spacing w:after="60"/>
+        <w:ind w:left="360"/>
+      </w:pPr>
+      <w:r>
+        <w:rPr>
+          <w:rFonts w:ascii="Arial" w:cs="Arial" w:eastAsia="Arial" w:hAnsi="Arial"/>
+          <w:sz w:val="20"/>
+          <w:szCs w:val="20"/>
+        </w:rPr>
+        <w:t xml:space="preserve">• </w:t>
+      </w:r>
+      <w:r>
+        <w:rPr>
+          <w:rFonts w:ascii="Arial" w:cs="Arial" w:eastAsia="Arial" w:hAnsi="Arial"/>
+          <w:sz w:val="20"/>
+          <w:szCs w:val="20"/>
+        </w:rPr>
+        <w:t xml:space="preserve">What did you build?</w:t>
+      </w:r>
+    </w:p>
+    <w:p>
+      <w:pPr>
+        <w:spacing w:after="60"/>
+        <w:ind w:left="360"/>
+      </w:pPr>
+      <w:r>
+        <w:rPr>
+          <w:rFonts w:ascii="Arial" w:cs="Arial" w:eastAsia="Arial" w:hAnsi="Arial"/>
+          <w:sz w:val="20"/>
+          <w:szCs w:val="20"/>
+        </w:rPr>
+        <w:t xml:space="preserve">• </w:t>
+      </w:r>
+      <w:r>
+        <w:rPr>
+          <w:rFonts w:ascii="Arial" w:cs="Arial" w:eastAsia="Arial" w:hAnsi="Arial"/>
+          <w:sz w:val="20"/>
+          <w:szCs w:val="20"/>
+        </w:rPr>
+        <w:t xml:space="preserve">What did you learn?</w:t>
+      </w:r>
+    </w:p>
+    <w:p>
+      <w:pPr>
+        <w:spacing w:after="60"/>
+        <w:ind w:left="360"/>
+      </w:pPr>
+      <w:r>
+        <w:rPr>
+          <w:rFonts w:ascii="Arial" w:cs="Arial" w:eastAsia="Arial" w:hAnsi="Arial"/>
+          <w:sz w:val="20"/>
+          <w:szCs w:val="20"/>
+        </w:rPr>
+        <w:t xml:space="preserve">• </w:t>
+      </w:r>
+      <w:r>
+        <w:rPr>
+          <w:rFonts w:ascii="Arial" w:cs="Arial" w:eastAsia="Arial" w:hAnsi="Arial"/>
+          <w:sz w:val="20"/>
+          <w:szCs w:val="20"/>
+        </w:rPr>
+        <w:t xml:space="preserve">What was hard? How did you overcome it?</w:t>
+      </w:r>
+    </w:p>
+    <w:p>
+      <w:pPr>
+        <w:spacing w:after="60"/>
+        <w:ind w:left="360"/>
+      </w:pPr>
+      <w:r>
+        <w:rPr>
+          <w:rFonts w:ascii="Arial" w:cs="Arial" w:eastAsia="Arial" w:hAnsi="Arial"/>
+          <w:sz w:val="20"/>
+          <w:szCs w:val="20"/>
+        </w:rPr>
+        <w:t xml:space="preserve">• </w:t>
+      </w:r>
+      <w:r>
+        <w:rPr>
+          <w:rFonts w:ascii="Arial" w:cs="Arial" w:eastAsia="Arial" w:hAnsi="Arial"/>
+          <w:sz w:val="20"/>
+          <w:szCs w:val="20"/>
+        </w:rPr>
+        <w:t xml:space="preserve">How did you grow as a coder?</w:t>
+      </w:r>
+    </w:p>
+    <w:p>
+      <w:pPr>
+        <w:spacing w:after="60"/>
+        <w:ind w:left="360"/>
+      </w:pPr>
+      <w:r>
+        <w:rPr>
+          <w:rFonts w:ascii="Arial" w:cs="Arial" w:eastAsia="Arial" w:hAnsi="Arial"/>
+          <w:sz w:val="20"/>
+          <w:szCs w:val="20"/>
+        </w:rPr>
+        <w:t xml:space="preserve">• </w:t>
+      </w:r>
+      <w:r>
+        <w:rPr>
+          <w:rFonts w:ascii="Arial" w:cs="Arial" w:eastAsia="Arial" w:hAnsi="Arial"/>
+          <w:sz w:val="20"/>
+          <w:szCs w:val="20"/>
+        </w:rPr>
+        <w:t xml:space="preserve">What are you proud of?</w:t>
+      </w:r>
+    </w:p>
+    <w:p>
+      <w:pPr>
+        <w:spacing w:after="60"/>
+      </w:pPr>
+      <w:r>
+        <w:rPr>
+          <w:rFonts w:ascii="Arial" w:cs="Arial" w:eastAsia="Arial" w:hAnsi="Arial"/>
+          <w:sz w:val="20"/>
+          <w:szCs w:val="20"/>
+        </w:rPr>
+        <w:t xml:space="preserve">Minutes 30-45: Small Group Share-Outs</w:t>
+      </w:r>
+    </w:p>
+    <w:p>
+      <w:pPr>
+        <w:spacing w:after="60"/>
+      </w:pPr>
+      <w:r>
+        <w:rPr>
+          <w:rFonts w:ascii="Arial" w:cs="Arial" w:eastAsia="Arial" w:hAnsi="Arial"/>
+          <w:sz w:val="20"/>
+          <w:szCs w:val="20"/>
+        </w:rPr>
+        <w:t xml:space="preserve">Break into small groups (3–4 students):</w:t>
+      </w:r>
+    </w:p>
+    <w:p>
+      <w:pPr>
+        <w:spacing w:after="60"/>
+        <w:ind w:left="360"/>
+      </w:pPr>
+      <w:r>
+        <w:rPr>
+          <w:rFonts w:ascii="Arial" w:cs="Arial" w:eastAsia="Arial" w:hAnsi="Arial"/>
+          <w:sz w:val="20"/>
+          <w:szCs w:val="20"/>
+        </w:rPr>
+        <w:t xml:space="preserve">• </w:t>
+      </w:r>
+      <w:r>
+        <w:rPr>
+          <w:rFonts w:ascii="Arial" w:cs="Arial" w:eastAsia="Arial" w:hAnsi="Arial"/>
+          <w:sz w:val="20"/>
+          <w:szCs w:val="20"/>
+        </w:rPr>
+        <w:t xml:space="preserve">Share one reflection with the group</w:t>
+      </w:r>
+    </w:p>
+    <w:p>
+      <w:pPr>
+        <w:spacing w:after="60"/>
+        <w:ind w:left="360"/>
+      </w:pPr>
+      <w:r>
+        <w:rPr>
+          <w:rFonts w:ascii="Arial" w:cs="Arial" w:eastAsia="Arial" w:hAnsi="Arial"/>
+          <w:sz w:val="20"/>
+          <w:szCs w:val="20"/>
+        </w:rPr>
+        <w:t xml:space="preserve">• </w:t>
+      </w:r>
+      <w:r>
+        <w:rPr>
+          <w:rFonts w:ascii="Arial" w:cs="Arial" w:eastAsia="Arial" w:hAnsi="Arial"/>
+          <w:sz w:val="20"/>
+          <w:szCs w:val="20"/>
+        </w:rPr>
+        <w:t xml:space="preserve">Listen to peers' reflections</w:t>
+      </w:r>
+    </w:p>
+    <w:p>
+      <w:pPr>
+        <w:spacing w:after="60"/>
+        <w:ind w:left="360"/>
+      </w:pPr>
+      <w:r>
+        <w:rPr>
+          <w:rFonts w:ascii="Arial" w:cs="Arial" w:eastAsia="Arial" w:hAnsi="Arial"/>
+          <w:sz w:val="20"/>
+          <w:szCs w:val="20"/>
+        </w:rPr>
+        <w:t xml:space="preserve">• </w:t>
+      </w:r>
+      <w:r>
+        <w:rPr>
+          <w:rFonts w:ascii="Arial" w:cs="Arial" w:eastAsia="Arial" w:hAnsi="Arial"/>
+          <w:sz w:val="20"/>
+          <w:szCs w:val="20"/>
+        </w:rPr>
+        <w:t xml:space="preserve">Celebrate each other</w:t>
+      </w:r>
+    </w:p>
+    <w:p>
+      <w:pPr>
+        <w:spacing w:after="60"/>
+      </w:pPr>
+      <w:r>
+        <w:rPr>
+          <w:rFonts w:ascii="Arial" w:cs="Arial" w:eastAsia="Arial" w:hAnsi="Arial"/>
+          <w:sz w:val="20"/>
+          <w:szCs w:val="20"/>
+        </w:rPr>
+        <w:t xml:space="preserve">Minutes 45-55: Course Reflection &amp; Celebration</w:t>
+      </w:r>
+    </w:p>
+    <w:p>
+      <w:pPr>
+        <w:spacing w:after="60"/>
+      </w:pPr>
+      <w:r>
+        <w:rPr>
+          <w:rFonts w:ascii="Arial" w:cs="Arial" w:eastAsia="Arial" w:hAnsi="Arial"/>
+          <w:sz w:val="20"/>
+          <w:szCs w:val="20"/>
+        </w:rPr>
+        <w:t xml:space="preserve">Whole class:</w:t>
+      </w:r>
+    </w:p>
+    <w:p>
+      <w:pPr>
+        <w:spacing w:after="60"/>
+        <w:ind w:left="360"/>
+      </w:pPr>
+      <w:r>
+        <w:rPr>
+          <w:rFonts w:ascii="Arial" w:cs="Arial" w:eastAsia="Arial" w:hAnsi="Arial"/>
+          <w:sz w:val="20"/>
+          <w:szCs w:val="20"/>
+        </w:rPr>
+        <w:t xml:space="preserve">• </w:t>
+      </w:r>
+      <w:r>
+        <w:rPr>
+          <w:rFonts w:ascii="Arial" w:cs="Arial" w:eastAsia="Arial" w:hAnsi="Arial"/>
+          <w:sz w:val="20"/>
+          <w:szCs w:val="20"/>
+        </w:rPr>
+        <w:t xml:space="preserve">What You Learned (Unit-by-unit recap)</w:t>
+      </w:r>
+    </w:p>
+    <w:p>
+      <w:pPr>
+        <w:spacing w:after="60"/>
+        <w:ind w:left="360"/>
+      </w:pPr>
+      <w:r>
+        <w:rPr>
+          <w:rFonts w:ascii="Arial" w:cs="Arial" w:eastAsia="Arial" w:hAnsi="Arial"/>
+          <w:sz w:val="20"/>
+          <w:szCs w:val="20"/>
+        </w:rPr>
+        <w:t xml:space="preserve">• </w:t>
+      </w:r>
+      <w:r>
+        <w:rPr>
+          <w:rFonts w:ascii="Arial" w:cs="Arial" w:eastAsia="Arial" w:hAnsi="Arial"/>
+          <w:sz w:val="20"/>
+          <w:szCs w:val="20"/>
+        </w:rPr>
+        <w:t xml:space="preserve">Growth Observations (teacher shares what they noticed)</w:t>
+      </w:r>
+    </w:p>
+    <w:p>
+      <w:pPr>
+        <w:spacing w:after="60"/>
+        <w:ind w:left="360"/>
+      </w:pPr>
+      <w:r>
+        <w:rPr>
+          <w:rFonts w:ascii="Arial" w:cs="Arial" w:eastAsia="Arial" w:hAnsi="Arial"/>
+          <w:sz w:val="20"/>
+          <w:szCs w:val="20"/>
+        </w:rPr>
+        <w:t xml:space="preserve">• </w:t>
+      </w:r>
+      <w:r>
+        <w:rPr>
+          <w:rFonts w:ascii="Arial" w:cs="Arial" w:eastAsia="Arial" w:hAnsi="Arial"/>
+          <w:sz w:val="20"/>
+          <w:szCs w:val="20"/>
+        </w:rPr>
+        <w:t xml:space="preserve">Future Steps (what's next in CS?)</w:t>
+      </w:r>
+    </w:p>
+    <w:p>
+      <w:pPr>
+        <w:spacing w:after="60"/>
+        <w:ind w:left="360"/>
+      </w:pPr>
+      <w:r>
+        <w:rPr>
+          <w:rFonts w:ascii="Arial" w:cs="Arial" w:eastAsia="Arial" w:hAnsi="Arial"/>
+          <w:sz w:val="20"/>
+          <w:szCs w:val="20"/>
+        </w:rPr>
+        <w:t xml:space="preserve">• </w:t>
+      </w:r>
+      <w:r>
+        <w:rPr>
+          <w:rFonts w:ascii="Arial" w:cs="Arial" w:eastAsia="Arial" w:hAnsi="Arial"/>
+          <w:sz w:val="20"/>
+          <w:szCs w:val="20"/>
+        </w:rPr>
+        <w:t xml:space="preserve">Celebration (recognize effort, dedication, growth)</w:t>
+      </w:r>
+    </w:p>
+    <w:p>
+      <w:pPr>
+        <w:spacing w:after="60"/>
+      </w:pPr>
+      <w:r>
+        <w:rPr>
+          <w:rFonts w:ascii="Arial" w:cs="Arial" w:eastAsia="Arial" w:hAnsi="Arial"/>
+          <w:sz w:val="20"/>
+          <w:szCs w:val="20"/>
+        </w:rPr>
+        <w:t xml:space="preserve">Answer these questions thoughtfully. This is for you—be honest.</w:t>
+      </w:r>
+    </w:p>
+    <w:p>
+      <w:pPr>
+        <w:spacing w:after="60"/>
+      </w:pPr>
+      <w:r>
+        <w:rPr>
+          <w:rFonts w:ascii="Arial" w:cs="Arial" w:eastAsia="Arial" w:hAnsi="Arial"/>
+          <w:sz w:val="20"/>
+          <w:szCs w:val="20"/>
+        </w:rPr>
+        <w:t xml:space="preserve">1. Project Name &amp; Overview</w:t>
+      </w:r>
+    </w:p>
+    <w:p>
+      <w:pPr>
+        <w:spacing w:after="60"/>
+      </w:pPr>
+      <w:r>
+        <w:rPr>
+          <w:rFonts w:ascii="Arial" w:cs="Arial" w:eastAsia="Arial" w:hAnsi="Arial"/>
+          <w:sz w:val="20"/>
+          <w:szCs w:val="20"/>
+        </w:rPr>
+        <w:t xml:space="preserve">What did you build? (1–2 sentences)</w:t>
+      </w:r>
+    </w:p>
+    <w:p>
+      <w:pPr>
+        <w:spacing w:after="60"/>
+      </w:pPr>
+      <w:r>
+        <w:rPr>
+          <w:rFonts w:ascii="Arial" w:cs="Arial" w:eastAsia="Arial" w:hAnsi="Arial"/>
+          <w:sz w:val="20"/>
+          <w:szCs w:val="20"/>
+        </w:rPr>
+        <w:t xml:space="preserve">2. Core Features</w:t>
+      </w:r>
+    </w:p>
+    <w:p>
+      <w:pPr>
+        <w:spacing w:after="60"/>
+      </w:pPr>
+      <w:r>
+        <w:rPr>
+          <w:rFonts w:ascii="Arial" w:cs="Arial" w:eastAsia="Arial" w:hAnsi="Arial"/>
+          <w:sz w:val="20"/>
+          <w:szCs w:val="20"/>
+        </w:rPr>
+        <w:t xml:space="preserve">List your 5 core features. Did you complete all of them?</w:t>
+      </w:r>
+    </w:p>
+    <w:p>
+      <w:pPr>
+        <w:spacing w:after="60"/>
+      </w:pPr>
+      <w:r>
+        <w:rPr>
+          <w:rFonts w:ascii="Arial" w:cs="Arial" w:eastAsia="Arial" w:hAnsi="Arial"/>
+          <w:sz w:val="20"/>
+          <w:szCs w:val="20"/>
+        </w:rPr>
+        <w:t xml:space="preserve">3. Biggest Feature</w:t>
+      </w:r>
+    </w:p>
+    <w:p>
+      <w:pPr>
+        <w:spacing w:after="60"/>
+      </w:pPr>
+      <w:r>
+        <w:rPr>
+          <w:rFonts w:ascii="Arial" w:cs="Arial" w:eastAsia="Arial" w:hAnsi="Arial"/>
+          <w:sz w:val="20"/>
+          <w:szCs w:val="20"/>
+        </w:rPr>
+        <w:t xml:space="preserve">Which feature are you most proud of? Why?</w:t>
+      </w:r>
+    </w:p>
+    <w:p>
+      <w:pPr>
+        <w:spacing w:after="60"/>
+      </w:pPr>
+      <w:r>
+        <w:rPr>
+          <w:rFonts w:ascii="Arial" w:cs="Arial" w:eastAsia="Arial" w:hAnsi="Arial"/>
+          <w:sz w:val="20"/>
+          <w:szCs w:val="20"/>
+        </w:rPr>
+        <w:t xml:space="preserve">4. Technical Skills</w:t>
+      </w:r>
+    </w:p>
+    <w:p>
+      <w:pPr>
+        <w:spacing w:after="60"/>
+      </w:pPr>
+      <w:r>
+        <w:rPr>
+          <w:rFonts w:ascii="Arial" w:cs="Arial" w:eastAsia="Arial" w:hAnsi="Arial"/>
+          <w:sz w:val="20"/>
+          <w:szCs w:val="20"/>
+        </w:rPr>
+        <w:t xml:space="preserve">What technical skills did you build or improve?</w:t>
+      </w:r>
+    </w:p>
+    <w:p>
+      <w:pPr>
+        <w:spacing w:after="60"/>
+      </w:pPr>
+      <w:r>
+        <w:rPr>
+          <w:rFonts w:ascii="Arial" w:cs="Arial" w:eastAsia="Arial" w:hAnsi="Arial"/>
+          <w:sz w:val="20"/>
+          <w:szCs w:val="20"/>
+        </w:rPr>
+        <w:t xml:space="preserve">- Example: "I learned how to use APIs," "I improved my debugging skills"</w:t>
+      </w:r>
+    </w:p>
+    <w:p>
+      <w:pPr>
+        <w:spacing w:after="60"/>
+      </w:pPr>
+      <w:r>
+        <w:rPr>
+          <w:rFonts w:ascii="Arial" w:cs="Arial" w:eastAsia="Arial" w:hAnsi="Arial"/>
+          <w:sz w:val="20"/>
+          <w:szCs w:val="20"/>
+        </w:rPr>
+        <w:t xml:space="preserve">- List 3–5</w:t>
+      </w:r>
+    </w:p>
+    <w:p>
+      <w:pPr>
+        <w:spacing w:after="60"/>
+      </w:pPr>
+      <w:r>
+        <w:rPr>
+          <w:rFonts w:ascii="Arial" w:cs="Arial" w:eastAsia="Arial" w:hAnsi="Arial"/>
+          <w:sz w:val="20"/>
+          <w:szCs w:val="20"/>
+        </w:rPr>
+        <w:t xml:space="preserve">5. Software Development Process</w:t>
+      </w:r>
+    </w:p>
+    <w:p>
+      <w:pPr>
+        <w:spacing w:after="60"/>
+      </w:pPr>
+      <w:r>
+        <w:rPr>
+          <w:rFonts w:ascii="Arial" w:cs="Arial" w:eastAsia="Arial" w:hAnsi="Arial"/>
+          <w:sz w:val="20"/>
+          <w:szCs w:val="20"/>
+        </w:rPr>
+        <w:t xml:space="preserve">What did you learn about how real software is built?</w:t>
+      </w:r>
+    </w:p>
+    <w:p>
+      <w:pPr>
+        <w:spacing w:after="60"/>
+      </w:pPr>
+      <w:r>
+        <w:rPr>
+          <w:rFonts w:ascii="Arial" w:cs="Arial" w:eastAsia="Arial" w:hAnsi="Arial"/>
+          <w:sz w:val="20"/>
+          <w:szCs w:val="20"/>
+        </w:rPr>
+        <w:t xml:space="preserve">- Example: "Testing is important," "Planning saves time"</w:t>
+      </w:r>
+    </w:p>
+    <w:p>
+      <w:pPr>
+        <w:spacing w:after="60"/>
+      </w:pPr>
+      <w:r>
+        <w:rPr>
+          <w:rFonts w:ascii="Arial" w:cs="Arial" w:eastAsia="Arial" w:hAnsi="Arial"/>
+          <w:sz w:val="20"/>
+          <w:szCs w:val="20"/>
+        </w:rPr>
+        <w:t xml:space="preserve">6. Problem-Solving</w:t>
+      </w:r>
+    </w:p>
+    <w:p>
+      <w:pPr>
+        <w:spacing w:after="60"/>
+      </w:pPr>
+      <w:r>
+        <w:rPr>
+          <w:rFonts w:ascii="Arial" w:cs="Arial" w:eastAsia="Arial" w:hAnsi="Arial"/>
+          <w:sz w:val="20"/>
+          <w:szCs w:val="20"/>
+        </w:rPr>
+        <w:t xml:space="preserve">Describe one problem you faced and how you solved it.</w:t>
+      </w:r>
+    </w:p>
+    <w:p>
+      <w:pPr>
+        <w:spacing w:after="60"/>
+      </w:pPr>
+      <w:r>
+        <w:rPr>
+          <w:rFonts w:ascii="Arial" w:cs="Arial" w:eastAsia="Arial" w:hAnsi="Arial"/>
+          <w:sz w:val="20"/>
+          <w:szCs w:val="20"/>
+        </w:rPr>
+        <w:t xml:space="preserve">7. Biggest Challenge</w:t>
+      </w:r>
+    </w:p>
+    <w:p>
+      <w:pPr>
+        <w:spacing w:after="60"/>
+      </w:pPr>
+      <w:r>
+        <w:rPr>
+          <w:rFonts w:ascii="Arial" w:cs="Arial" w:eastAsia="Arial" w:hAnsi="Arial"/>
+          <w:sz w:val="20"/>
+          <w:szCs w:val="20"/>
+        </w:rPr>
+        <w:t xml:space="preserve">What was the hardest part of the capstone?</w:t>
+      </w:r>
+    </w:p>
+    <w:p>
+      <w:pPr>
+        <w:spacing w:after="60"/>
+      </w:pPr>
+      <w:r>
+        <w:rPr>
+          <w:rFonts w:ascii="Arial" w:cs="Arial" w:eastAsia="Arial" w:hAnsi="Arial"/>
+          <w:sz w:val="20"/>
+          <w:szCs w:val="20"/>
+        </w:rPr>
+        <w:t xml:space="preserve">8. How You Overcame It</w:t>
+      </w:r>
+    </w:p>
+    <w:p>
+      <w:pPr>
+        <w:spacing w:after="60"/>
+      </w:pPr>
+      <w:r>
+        <w:rPr>
+          <w:rFonts w:ascii="Arial" w:cs="Arial" w:eastAsia="Arial" w:hAnsi="Arial"/>
+          <w:sz w:val="20"/>
+          <w:szCs w:val="20"/>
+        </w:rPr>
+        <w:t xml:space="preserve">What did you do to get past the challenge?</w:t>
+      </w:r>
+    </w:p>
+    <w:p>
+      <w:pPr>
+        <w:spacing w:after="60"/>
+      </w:pPr>
+      <w:r>
+        <w:rPr>
+          <w:rFonts w:ascii="Arial" w:cs="Arial" w:eastAsia="Arial" w:hAnsi="Arial"/>
+          <w:sz w:val="20"/>
+          <w:szCs w:val="20"/>
+        </w:rPr>
+        <w:t xml:space="preserve">- Example: "Asked for help," "Broke it into smaller steps," "Looked at similar code"</w:t>
+      </w:r>
+    </w:p>
+    <w:p>
+      <w:pPr>
+        <w:spacing w:after="60"/>
+      </w:pPr>
+      <w:r>
+        <w:rPr>
+          <w:rFonts w:ascii="Arial" w:cs="Arial" w:eastAsia="Arial" w:hAnsi="Arial"/>
+          <w:sz w:val="20"/>
+          <w:szCs w:val="20"/>
+        </w:rPr>
+        <w:t xml:space="preserve">9. Persistence</w:t>
+      </w:r>
+    </w:p>
+    <w:p>
+      <w:pPr>
+        <w:spacing w:after="60"/>
+      </w:pPr>
+      <w:r>
+        <w:rPr>
+          <w:rFonts w:ascii="Arial" w:cs="Arial" w:eastAsia="Arial" w:hAnsi="Arial"/>
+          <w:sz w:val="20"/>
+          <w:szCs w:val="20"/>
+        </w:rPr>
+        <w:t xml:space="preserve">Did you give up at any point? What kept you going?</w:t>
+      </w:r>
+    </w:p>
+    <w:p>
+      <w:pPr>
+        <w:spacing w:after="160"/>
       </w:pPr>
     </w:p>
     <w:p>
